--- a/Tố cáo/04-TC.docx
+++ b/Tố cáo/04-TC.docx
@@ -1,6 +1,6 @@
 
 <file path=word/document.xml><?xml version="1.0" encoding="utf-8"?>
-<w:document xmlns:wpc="http://schemas.microsoft.com/office/word/2010/wordprocessingCanvas" xmlns:cx="http://schemas.microsoft.com/office/drawing/2014/chartex" xmlns:mc="http://schemas.openxmlformats.org/markup-compatibility/2006" xmlns:o="urn:schemas-microsoft-com:office:office" xmlns:r="http://schemas.openxmlformats.org/officeDocument/2006/relationships" xmlns:m="http://schemas.openxmlformats.org/officeDocument/2006/math" xmlns:v="urn:schemas-microsoft-com:vml" xmlns:wp14="http://schemas.microsoft.com/office/word/2010/wordprocessingDrawing" xmlns:wp="http://schemas.openxmlformats.org/drawingml/2006/wordprocessingDrawing" xmlns:w10="urn:schemas-microsoft-com:office:word" xmlns:w="http://schemas.openxmlformats.org/wordprocessingml/2006/main" xmlns:w14="http://schemas.microsoft.com/office/word/2010/wordml" xmlns:w15="http://schemas.microsoft.com/office/word/2012/wordml" xmlns:w16se="http://schemas.microsoft.com/office/word/2015/wordml/symex" xmlns:wpg="http://schemas.microsoft.com/office/word/2010/wordprocessingGroup" xmlns:wpi="http://schemas.microsoft.com/office/word/2010/wordprocessingInk" xmlns:wne="http://schemas.microsoft.com/office/word/2006/wordml" xmlns:wps="http://schemas.microsoft.com/office/word/2010/wordprocessingShape" mc:Ignorable="w14 w15 w16se wp14">
+<w:document xmlns:wpc="http://schemas.microsoft.com/office/word/2010/wordprocessingCanvas" xmlns:cx="http://schemas.microsoft.com/office/drawing/2014/chartex" xmlns:cx1="http://schemas.microsoft.com/office/drawing/2015/9/8/chartex" xmlns:cx2="http://schemas.microsoft.com/office/drawing/2015/10/21/chartex" xmlns:cx3="http://schemas.microsoft.com/office/drawing/2016/5/9/chartex" xmlns:cx4="http://schemas.microsoft.com/office/drawing/2016/5/10/chartex" xmlns:cx5="http://schemas.microsoft.com/office/drawing/2016/5/11/chartex" xmlns:cx6="http://schemas.microsoft.com/office/drawing/2016/5/12/chartex" xmlns:cx7="http://schemas.microsoft.com/office/drawing/2016/5/13/chartex" xmlns:cx8="http://schemas.microsoft.com/office/drawing/2016/5/14/chartex" xmlns:mc="http://schemas.openxmlformats.org/markup-compatibility/2006" xmlns:aink="http://schemas.microsoft.com/office/drawing/2016/ink" xmlns:am3d="http://schemas.microsoft.com/office/drawing/2017/model3d" xmlns:o="urn:schemas-microsoft-com:office:office" xmlns:r="http://schemas.openxmlformats.org/officeDocument/2006/relationships" xmlns:m="http://schemas.openxmlformats.org/officeDocument/2006/math" xmlns:v="urn:schemas-microsoft-com:vml" xmlns:wp14="http://schemas.microsoft.com/office/word/2010/wordprocessingDrawing" xmlns:wp="http://schemas.openxmlformats.org/drawingml/2006/wordprocessingDrawing" xmlns:w10="urn:schemas-microsoft-com:office:word" xmlns:w="http://schemas.openxmlformats.org/wordprocessingml/2006/main" xmlns:w14="http://schemas.microsoft.com/office/word/2010/wordml" xmlns:w15="http://schemas.microsoft.com/office/word/2012/wordml" xmlns:w16cex="http://schemas.microsoft.com/office/word/2018/wordml/cex" xmlns:w16cid="http://schemas.microsoft.com/office/word/2016/wordml/cid" xmlns:w16="http://schemas.microsoft.com/office/word/2018/wordml" xmlns:w16se="http://schemas.microsoft.com/office/word/2015/wordml/symex" xmlns:wpg="http://schemas.microsoft.com/office/word/2010/wordprocessingGroup" xmlns:wpi="http://schemas.microsoft.com/office/word/2010/wordprocessingInk" xmlns:wne="http://schemas.microsoft.com/office/word/2006/wordml" xmlns:wps="http://schemas.microsoft.com/office/word/2010/wordprocessingShape" mc:Ignorable="w14 w15 w16se w16cid w16 w16cex wp14">
   <w:body>
     <w:p>
       <w:pPr>
@@ -15,6 +15,7 @@
           <w:szCs w:val="26"/>
         </w:rPr>
       </w:pPr>
+      <w:bookmarkStart w:id="0" w:name="_GoBack"/>
       <w:r>
         <w:rPr>
           <w:b/>
@@ -26,16 +27,16 @@
         <mc:AlternateContent>
           <mc:Choice Requires="wps">
             <w:drawing>
-              <wp:anchor distT="0" distB="0" distL="114300" distR="114300" simplePos="0" relativeHeight="251659264" behindDoc="0" locked="0" layoutInCell="1" allowOverlap="1" wp14:anchorId="30E479DE" wp14:editId="3E786D3E">
+              <wp:anchor distT="0" distB="0" distL="114300" distR="114300" simplePos="0" relativeHeight="251659264" behindDoc="0" locked="0" layoutInCell="1" allowOverlap="1" wp14:anchorId="30E479DE" wp14:editId="7778C7EE">
                 <wp:simplePos x="0" y="0"/>
-                <wp:positionH relativeFrom="column">
-                  <wp:posOffset>1897380</wp:posOffset>
+                <wp:positionH relativeFrom="margin">
+                  <wp:align>center</wp:align>
                 </wp:positionH>
                 <wp:positionV relativeFrom="paragraph">
-                  <wp:posOffset>412115</wp:posOffset>
+                  <wp:posOffset>434975</wp:posOffset>
                 </wp:positionV>
                 <wp:extent cx="1962150" cy="635"/>
-                <wp:effectExtent l="11430" t="12065" r="7620" b="6350"/>
+                <wp:effectExtent l="0" t="0" r="19050" b="37465"/>
                 <wp:wrapNone/>
                 <wp:docPr id="1774589889" name="Straight Arrow Connector 2"/>
                 <wp:cNvGraphicFramePr>
@@ -85,17 +86,20 @@
               </wp:anchor>
             </w:drawing>
           </mc:Choice>
-          <mc:Fallback xmlns:w16sdtfl="http://schemas.microsoft.com/office/word/2024/wordml/sdtformatlock" xmlns:w16sdtdh="http://schemas.microsoft.com/office/word/2020/wordml/sdtdatahash" xmlns:w16du="http://schemas.microsoft.com/office/word/2023/wordml/word16du" xmlns:w16="http://schemas.microsoft.com/office/word/2018/wordml" xmlns:w16cid="http://schemas.microsoft.com/office/word/2016/wordml/cid" xmlns:w16cex="http://schemas.microsoft.com/office/word/2018/wordml/cex" xmlns:oel="http://schemas.microsoft.com/office/2019/extlst" xmlns:am3d="http://schemas.microsoft.com/office/drawing/2017/model3d" xmlns:aink="http://schemas.microsoft.com/office/drawing/2016/ink" xmlns:cx8="http://schemas.microsoft.com/office/drawing/2016/5/14/chartex" xmlns:cx7="http://schemas.microsoft.com/office/drawing/2016/5/13/chartex" xmlns:cx6="http://schemas.microsoft.com/office/drawing/2016/5/12/chartex" xmlns:cx5="http://schemas.microsoft.com/office/drawing/2016/5/11/chartex" xmlns:cx4="http://schemas.microsoft.com/office/drawing/2016/5/10/chartex" xmlns:cx3="http://schemas.microsoft.com/office/drawing/2016/5/9/chartex" xmlns:cx2="http://schemas.microsoft.com/office/drawing/2015/10/21/chartex" xmlns:cx1="http://schemas.microsoft.com/office/drawing/2015/9/8/chartex">
+          <mc:Fallback>
             <w:pict>
-              <v:shapetype w14:anchorId="746803E7" id="_x0000_t32" coordsize="21600,21600" o:spt="32" o:oned="t" path="m,l21600,21600e" filled="f">
+              <v:shapetype w14:anchorId="7679331A" id="_x0000_t32" coordsize="21600,21600" o:spt="32" o:oned="t" path="m,l21600,21600e" filled="f">
                 <v:path arrowok="t" fillok="f" o:connecttype="none"/>
                 <o:lock v:ext="edit" shapetype="t"/>
               </v:shapetype>
-              <v:shape id="Straight Arrow Connector 2" o:spid="_x0000_s1026" type="#_x0000_t32" style="position:absolute;margin-left:149.4pt;margin-top:32.45pt;width:154.5pt;height:.05pt;z-index:251659264;visibility:visible;mso-wrap-style:square;mso-width-percent:0;mso-height-percent:0;mso-wrap-distance-left:9pt;mso-wrap-distance-top:0;mso-wrap-distance-right:9pt;mso-wrap-distance-bottom:0;mso-position-horizontal:absolute;mso-position-horizontal-relative:text;mso-position-vertical:absolute;mso-position-vertical-relative:text;mso-width-percent:0;mso-height-percent:0;mso-width-relative:page;mso-height-relative:page" o:gfxdata="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"/>
+              <v:shape id="Straight Arrow Connector 2" o:spid="_x0000_s1026" type="#_x0000_t32" style="position:absolute;margin-left:0;margin-top:34.25pt;width:154.5pt;height:.05pt;z-index:251659264;visibility:visible;mso-wrap-style:square;mso-width-percent:0;mso-height-percent:0;mso-wrap-distance-left:9pt;mso-wrap-distance-top:0;mso-wrap-distance-right:9pt;mso-wrap-distance-bottom:0;mso-position-horizontal:center;mso-position-horizontal-relative:margin;mso-position-vertical:absolute;mso-position-vertical-relative:text;mso-width-percent:0;mso-height-percent:0;mso-width-relative:page;mso-height-relative:page" o:gfxdata="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">
+                <w10:wrap anchorx="margin"/>
+              </v:shape>
             </w:pict>
           </mc:Fallback>
         </mc:AlternateContent>
       </w:r>
+      <w:bookmarkEnd w:id="0"/>
       <w:r>
         <w:rPr>
           <w:b/>
@@ -201,7 +205,6 @@
           <w:color w:val="000000"/>
         </w:rPr>
       </w:pPr>
-      <w:bookmarkStart w:id="0" w:name="_GoBack"/>
       <w:r>
         <w:rPr>
           <w:noProof/>
@@ -280,7 +283,6 @@
           </mc:Fallback>
         </mc:AlternateContent>
       </w:r>
-      <w:bookmarkEnd w:id="0"/>
     </w:p>
     <w:p>
       <w:pPr>
@@ -629,7 +631,7 @@
 </file>
 
 <file path=word/styles.xml><?xml version="1.0" encoding="utf-8"?>
-<w:styles xmlns:mc="http://schemas.openxmlformats.org/markup-compatibility/2006" xmlns:r="http://schemas.openxmlformats.org/officeDocument/2006/relationships" xmlns:w="http://schemas.openxmlformats.org/wordprocessingml/2006/main" xmlns:w14="http://schemas.microsoft.com/office/word/2010/wordml" xmlns:w15="http://schemas.microsoft.com/office/word/2012/wordml" xmlns:w16se="http://schemas.microsoft.com/office/word/2015/wordml/symex" mc:Ignorable="w14 w15 w16se">
+<w:styles xmlns:mc="http://schemas.openxmlformats.org/markup-compatibility/2006" xmlns:r="http://schemas.openxmlformats.org/officeDocument/2006/relationships" xmlns:w="http://schemas.openxmlformats.org/wordprocessingml/2006/main" xmlns:w14="http://schemas.microsoft.com/office/word/2010/wordml" xmlns:w15="http://schemas.microsoft.com/office/word/2012/wordml" xmlns:w16cex="http://schemas.microsoft.com/office/word/2018/wordml/cex" xmlns:w16cid="http://schemas.microsoft.com/office/word/2016/wordml/cid" xmlns:w16="http://schemas.microsoft.com/office/word/2018/wordml" xmlns:w16se="http://schemas.microsoft.com/office/word/2015/wordml/symex" mc:Ignorable="w14 w15 w16se w16cid w16 w16cex">
   <w:docDefaults>
     <w:rPrDefault>
       <w:rPr>
@@ -647,7 +649,7 @@
       </w:pPr>
     </w:pPrDefault>
   </w:docDefaults>
-  <w:latentStyles w:defLockedState="0" w:defUIPriority="99" w:defSemiHidden="0" w:defUnhideWhenUsed="0" w:defQFormat="0" w:count="371">
+  <w:latentStyles w:defLockedState="0" w:defUIPriority="99" w:defSemiHidden="0" w:defUnhideWhenUsed="0" w:defQFormat="0" w:count="376">
     <w:lsdException w:name="Normal" w:uiPriority="0" w:qFormat="1"/>
     <w:lsdException w:name="heading 1" w:uiPriority="9" w:qFormat="1"/>
     <w:lsdException w:name="heading 2" w:semiHidden="1" w:uiPriority="9" w:unhideWhenUsed="1" w:qFormat="1"/>
@@ -753,7 +755,6 @@
     <w:lsdException w:name="HTML Sample" w:semiHidden="1" w:unhideWhenUsed="1"/>
     <w:lsdException w:name="HTML Typewriter" w:semiHidden="1" w:unhideWhenUsed="1"/>
     <w:lsdException w:name="HTML Variable" w:semiHidden="1" w:unhideWhenUsed="1"/>
-    <w:lsdException w:name="Normal Table" w:semiHidden="1" w:unhideWhenUsed="1"/>
     <w:lsdException w:name="annotation subject" w:semiHidden="1" w:unhideWhenUsed="1"/>
     <w:lsdException w:name="No List" w:semiHidden="1" w:unhideWhenUsed="1"/>
     <w:lsdException w:name="Outline List 1" w:semiHidden="1" w:unhideWhenUsed="1"/>
@@ -796,11 +797,8 @@
     <w:lsdException w:name="Table Contemporary" w:semiHidden="1" w:unhideWhenUsed="1"/>
     <w:lsdException w:name="Table Elegant" w:semiHidden="1" w:unhideWhenUsed="1"/>
     <w:lsdException w:name="Table Professional" w:semiHidden="1" w:unhideWhenUsed="1"/>
-    <w:lsdException w:name="Table Subtle 1" w:semiHidden="1" w:unhideWhenUsed="1"/>
     <w:lsdException w:name="Table Subtle 2" w:semiHidden="1" w:unhideWhenUsed="1"/>
     <w:lsdException w:name="Table Web 1" w:semiHidden="1" w:unhideWhenUsed="1"/>
-    <w:lsdException w:name="Table Web 2" w:semiHidden="1" w:unhideWhenUsed="1"/>
-    <w:lsdException w:name="Table Web 3" w:semiHidden="1" w:unhideWhenUsed="1"/>
     <w:lsdException w:name="Balloon Text" w:semiHidden="1" w:unhideWhenUsed="1"/>
     <w:lsdException w:name="Table Grid" w:uiPriority="39"/>
     <w:lsdException w:name="Table Theme" w:semiHidden="1" w:unhideWhenUsed="1"/>
@@ -1019,6 +1017,11 @@
     <w:lsdException w:name="List Table 5 Dark Accent 6" w:uiPriority="50"/>
     <w:lsdException w:name="List Table 6 Colorful Accent 6" w:uiPriority="51"/>
     <w:lsdException w:name="List Table 7 Colorful Accent 6" w:uiPriority="52"/>
+    <w:lsdException w:name="Mention" w:semiHidden="1" w:unhideWhenUsed="1"/>
+    <w:lsdException w:name="Smart Hyperlink" w:semiHidden="1" w:unhideWhenUsed="1"/>
+    <w:lsdException w:name="Hashtag" w:semiHidden="1" w:unhideWhenUsed="1"/>
+    <w:lsdException w:name="Unresolved Mention" w:semiHidden="1" w:unhideWhenUsed="1"/>
+    <w:lsdException w:name="Smart Link" w:semiHidden="1" w:unhideWhenUsed="1"/>
   </w:latentStyles>
   <w:style w:type="paragraph" w:default="1" w:styleId="Normal">
     <w:name w:val="Normal"/>
